--- a/B計畫.docx
+++ b/B計畫.docx
@@ -738,26 +738,23 @@
           <w:rFonts w:ascii="標楷體" w:eastAsia="標楷體" w:hAnsi="標楷體"/>
           <w:color w:val="000000" w:themeColor="text1"/>
         </w:rPr>
-        <w:t xml:space="preserve">git add backend.py </w:t>
-      </w:r>
-      <w:proofErr w:type="spellStart"/>
-      <w:r>
-        <w:rPr>
-          <w:rFonts w:ascii="標楷體" w:eastAsia="標楷體" w:hAnsi="標楷體"/>
-          <w:color w:val="000000" w:themeColor="text1"/>
-        </w:rPr>
-        <w:t>image_</w:t>
-      </w:r>
-      <w:proofErr w:type="gramStart"/>
-      <w:r>
-        <w:rPr>
-          <w:rFonts w:ascii="標楷體" w:eastAsia="標楷體" w:hAnsi="標楷體"/>
-          <w:color w:val="000000" w:themeColor="text1"/>
-        </w:rPr>
-        <w:t>map.json</w:t>
-      </w:r>
-      <w:proofErr w:type="spellEnd"/>
-      <w:proofErr w:type="gramEnd"/>
+        <w:t xml:space="preserve">git add </w:t>
+      </w:r>
+      <w:r>
+        <w:rPr>
+          <w:rStyle w:val="11"/>
+        </w:rPr>
+        <w:t>index</w:t>
+      </w:r>
+      <w:r>
+        <w:t>.</w:t>
+      </w:r>
+      <w:r>
+        <w:rPr>
+          <w:rStyle w:val="11"/>
+        </w:rPr>
+        <w:t>html</w:t>
+      </w:r>
     </w:p>
     <w:p>
       <w:pPr>
@@ -1692,6 +1689,11 @@
       <w:ind w:leftChars="200" w:left="480"/>
     </w:pPr>
   </w:style>
+  <w:style w:type="character" w:customStyle="1" w:styleId="11">
+    <w:name w:val="ͼ11"/>
+    <w:basedOn w:val="a0"/>
+    <w:rsid w:val="00583B31"/>
+  </w:style>
 </w:styles>
 </file>
 
